--- a/e3/reading/docs/wk01-exam-question-types-sort-activity.docx
+++ b/e3/reading/docs/wk01-exam-question-types-sort-activity.docx
@@ -5,6 +5,7 @@
     <w:p>
       <w:pPr>
         <w:pStyle w:val="FirstParagraph"/>
+        <w:keepNext/>
       </w:pPr>
       <w:r>
         <w:drawing>
@@ -53,6 +54,7 @@
     <w:p>
       <w:pPr>
         <w:pStyle w:val="Heading1"/>
+        <w:keepNext/>
       </w:pPr>
       <w:r>
         <w:t xml:space="preserve">What Does It Test? Reading Exam Sort</w:t>
@@ -61,6 +63,7 @@
     <w:p>
       <w:pPr>
         <w:pStyle w:val="FirstParagraph"/>
+        <w:keepNext/>
       </w:pPr>
       <w:r>
         <w:t xml:space="preserve">Oct 14, 2026 ·</w:t>
@@ -76,6 +79,7 @@
     <w:p>
       <w:pPr>
         <w:pStyle w:val="Heading2"/>
+        <w:keepNext/>
       </w:pPr>
       <w:r>
         <w:t xml:space="preserve">Instructions</w:t>
@@ -84,6 +88,7 @@
     <w:p>
       <w:pPr>
         <w:pStyle w:val="FirstParagraph"/>
+        <w:keepNext/>
       </w:pPr>
       <w:r>
         <w:t xml:space="preserve">Read the leaflet. Then look at the 21 exam questions. Do not answer them yet. Decide</w:t>
@@ -108,6 +113,7 @@
     <w:p>
       <w:pPr>
         <w:pStyle w:val="BodyText"/>
+        <w:keepNext/>
       </w:pPr>
       <w:r>
         <w:rPr>
@@ -119,6 +125,7 @@
     </w:p>
     <w:p>
       <w:pPr>
+        <w:keepNext/>
         <w:numPr>
           <w:ilvl w:val="0"/>
           <w:numId w:val="1001"/>
@@ -141,6 +148,7 @@
     </w:p>
     <w:p>
       <w:pPr>
+        <w:keepNext/>
         <w:numPr>
           <w:ilvl w:val="0"/>
           <w:numId w:val="1001"/>
@@ -163,6 +171,7 @@
     </w:p>
     <w:p>
       <w:pPr>
+        <w:keepNext/>
         <w:numPr>
           <w:ilvl w:val="0"/>
           <w:numId w:val="1001"/>
@@ -185,6 +194,7 @@
     </w:p>
     <w:p>
       <w:pPr>
+        <w:keepNext/>
         <w:numPr>
           <w:ilvl w:val="0"/>
           <w:numId w:val="1001"/>
@@ -207,6 +217,7 @@
     </w:p>
     <w:p>
       <w:pPr>
+        <w:keepNext/>
         <w:numPr>
           <w:ilvl w:val="0"/>
           <w:numId w:val="1001"/>
@@ -229,6 +240,7 @@
     </w:p>
     <w:p>
       <w:pPr>
+        <w:keepNext/>
         <w:numPr>
           <w:ilvl w:val="0"/>
           <w:numId w:val="1001"/>
@@ -251,6 +263,7 @@
     </w:p>
     <w:p>
       <w:pPr>
+        <w:keepNext/>
         <w:numPr>
           <w:ilvl w:val="0"/>
           <w:numId w:val="1001"/>
@@ -274,6 +287,7 @@
     <w:p>
       <w:pPr>
         <w:pStyle w:val="FirstParagraph"/>
+        <w:keepNext/>
       </w:pPr>
       <w:r>
         <w:rPr>
@@ -294,6 +308,7 @@
     <w:p>
       <w:pPr>
         <w:pStyle w:val="Heading2"/>
+        <w:keepNext/>
       </w:pPr>
       <w:r>
         <w:t xml:space="preserve">The text</w:t>
@@ -302,6 +317,7 @@
     <w:p>
       <w:pPr>
         <w:pStyle w:val="BlockText"/>
+        <w:keepNext/>
       </w:pPr>
       <w:r>
         <w:rPr>
@@ -314,6 +330,7 @@
     <w:p>
       <w:pPr>
         <w:pStyle w:val="BlockText"/>
+        <w:keepNext/>
       </w:pPr>
       <w:r>
         <w:rPr>
@@ -332,6 +349,7 @@
     <w:p>
       <w:pPr>
         <w:pStyle w:val="BlockText"/>
+        <w:keepNext/>
       </w:pPr>
       <w:r>
         <w:t xml:space="preserve">Are you new to Hackney? Do you need help or advice this winter? Come to our free Winter Help Day. Everyone is welcome.</w:t>
@@ -340,6 +358,7 @@
     <w:p>
       <w:pPr>
         <w:pStyle w:val="BlockText"/>
+        <w:keepNext/>
       </w:pPr>
       <w:r>
         <w:rPr>
@@ -351,6 +370,7 @@
     </w:p>
     <w:p>
       <w:pPr>
+        <w:keepNext/>
         <w:numPr>
           <w:ilvl w:val="0"/>
           <w:numId w:val="1002"/>
@@ -363,6 +383,7 @@
     </w:p>
     <w:p>
       <w:pPr>
+        <w:keepNext/>
         <w:numPr>
           <w:ilvl w:val="0"/>
           <w:numId w:val="1002"/>
@@ -375,6 +396,7 @@
     </w:p>
     <w:p>
       <w:pPr>
+        <w:keepNext/>
         <w:numPr>
           <w:ilvl w:val="0"/>
           <w:numId w:val="1002"/>
@@ -387,6 +409,7 @@
     </w:p>
     <w:p>
       <w:pPr>
+        <w:keepNext/>
         <w:numPr>
           <w:ilvl w:val="0"/>
           <w:numId w:val="1002"/>
@@ -400,6 +423,7 @@
     <w:p>
       <w:pPr>
         <w:pStyle w:val="BlockText"/>
+        <w:keepNext/>
       </w:pPr>
       <w:r>
         <w:rPr>
@@ -418,6 +442,7 @@
     <w:p>
       <w:pPr>
         <w:pStyle w:val="BlockText"/>
+        <w:keepNext/>
       </w:pPr>
       <w:r>
         <w:t xml:space="preserve">Please bring your own bag for clothes. Children must stay with an adult.</w:t>
@@ -426,6 +451,7 @@
     <w:p>
       <w:pPr>
         <w:pStyle w:val="BlockText"/>
+        <w:keepNext/>
       </w:pPr>
       <w:r>
         <w:t xml:space="preserve">Last year more than 300 people came. Don’t miss it!</w:t>
@@ -434,6 +460,7 @@
     <w:p>
       <w:pPr>
         <w:pStyle w:val="BlockText"/>
+        <w:keepNext/>
       </w:pPr>
       <w:r>
         <w:t xml:space="preserve">For more information, call Amina on 020 7946 0381 or email help@hackneywinter.org.uk</w:t>
@@ -444,6 +471,7 @@
     <w:p>
       <w:pPr>
         <w:pStyle w:val="Heading2"/>
+        <w:keepNext/>
       </w:pPr>
       <w:r>
         <w:t xml:space="preserve">The questions</w:t>
@@ -451,6 +479,7 @@
     </w:p>
     <w:p>
       <w:pPr>
+        <w:keepNext/>
         <w:numPr>
           <w:ilvl w:val="0"/>
           <w:numId w:val="1003"/>
@@ -463,6 +492,7 @@
     </w:p>
     <w:p>
       <w:pPr>
+        <w:keepNext/>
         <w:numPr>
           <w:ilvl w:val="0"/>
           <w:numId w:val="1003"/>
@@ -493,6 +523,7 @@
     </w:p>
     <w:p>
       <w:pPr>
+        <w:keepNext/>
         <w:numPr>
           <w:ilvl w:val="0"/>
           <w:numId w:val="1003"/>
@@ -505,6 +536,7 @@
     </w:p>
     <w:p>
       <w:pPr>
+        <w:keepNext/>
         <w:numPr>
           <w:ilvl w:val="0"/>
           <w:numId w:val="1003"/>
@@ -517,6 +549,7 @@
     </w:p>
     <w:p>
       <w:pPr>
+        <w:keepNext/>
         <w:numPr>
           <w:ilvl w:val="0"/>
           <w:numId w:val="1003"/>
@@ -529,6 +562,7 @@
     </w:p>
     <w:p>
       <w:pPr>
+        <w:keepNext/>
         <w:numPr>
           <w:ilvl w:val="0"/>
           <w:numId w:val="1003"/>
@@ -559,6 +593,7 @@
     </w:p>
     <w:p>
       <w:pPr>
+        <w:keepNext/>
         <w:numPr>
           <w:ilvl w:val="0"/>
           <w:numId w:val="1003"/>
@@ -571,6 +606,7 @@
     </w:p>
     <w:p>
       <w:pPr>
+        <w:keepNext/>
         <w:numPr>
           <w:ilvl w:val="0"/>
           <w:numId w:val="1003"/>
@@ -583,6 +619,7 @@
     </w:p>
     <w:p>
       <w:pPr>
+        <w:keepNext/>
         <w:numPr>
           <w:ilvl w:val="0"/>
           <w:numId w:val="1003"/>
@@ -595,6 +632,7 @@
     </w:p>
     <w:p>
       <w:pPr>
+        <w:keepNext/>
         <w:numPr>
           <w:ilvl w:val="0"/>
           <w:numId w:val="1003"/>
@@ -607,6 +645,7 @@
     </w:p>
     <w:p>
       <w:pPr>
+        <w:keepNext/>
         <w:numPr>
           <w:ilvl w:val="0"/>
           <w:numId w:val="1003"/>
@@ -619,6 +658,7 @@
     </w:p>
     <w:p>
       <w:pPr>
+        <w:keepNext/>
         <w:numPr>
           <w:ilvl w:val="0"/>
           <w:numId w:val="1003"/>
@@ -631,6 +671,7 @@
     </w:p>
     <w:p>
       <w:pPr>
+        <w:keepNext/>
         <w:numPr>
           <w:ilvl w:val="0"/>
           <w:numId w:val="1003"/>
@@ -643,6 +684,7 @@
     </w:p>
     <w:p>
       <w:pPr>
+        <w:keepNext/>
         <w:numPr>
           <w:ilvl w:val="0"/>
           <w:numId w:val="1003"/>
@@ -655,6 +697,7 @@
     </w:p>
     <w:p>
       <w:pPr>
+        <w:keepNext/>
         <w:numPr>
           <w:ilvl w:val="0"/>
           <w:numId w:val="1003"/>
@@ -667,6 +710,7 @@
     </w:p>
     <w:p>
       <w:pPr>
+        <w:keepNext/>
         <w:numPr>
           <w:ilvl w:val="0"/>
           <w:numId w:val="1003"/>
@@ -679,6 +723,7 @@
     </w:p>
     <w:p>
       <w:pPr>
+        <w:keepNext/>
         <w:numPr>
           <w:ilvl w:val="0"/>
           <w:numId w:val="1003"/>
@@ -703,6 +748,7 @@
     </w:p>
     <w:p>
       <w:pPr>
+        <w:keepNext/>
         <w:numPr>
           <w:ilvl w:val="0"/>
           <w:numId w:val="1003"/>
@@ -715,6 +761,7 @@
     </w:p>
     <w:p>
       <w:pPr>
+        <w:keepNext/>
         <w:numPr>
           <w:ilvl w:val="0"/>
           <w:numId w:val="1003"/>
@@ -727,6 +774,7 @@
     </w:p>
     <w:p>
       <w:pPr>
+        <w:keepNext/>
         <w:numPr>
           <w:ilvl w:val="0"/>
           <w:numId w:val="1003"/>
@@ -751,6 +799,7 @@
     </w:p>
     <w:p>
       <w:pPr>
+        <w:keepNext/>
         <w:numPr>
           <w:ilvl w:val="0"/>
           <w:numId w:val="1003"/>
@@ -778,6 +827,7 @@
     <w:p>
       <w:pPr>
         <w:pStyle w:val="Heading2"/>
+        <w:keepNext/>
       </w:pPr>
       <w:r>
         <w:t xml:space="preserve">Sorting grid</w:t>
@@ -786,6 +836,7 @@
     <w:p>
       <w:pPr>
         <w:pStyle w:val="FirstParagraph"/>
+        <w:keepNext/>
       </w:pPr>
       <w:r>
         <w:t xml:space="preserve">Write 3 question numbers in each row.</w:t>
@@ -813,12 +864,14 @@
       <w:tr>
         <w:trPr>
           <w:tblHeader w:val="true"/>
+          <w:cantSplit/>
         </w:trPr>
         <w:tc>
           <w:tcPr/>
           <w:p>
             <w:pPr>
               <w:pStyle w:val="Compact"/>
+              <w:keepNext/>
               <w:jc w:val="left"/>
             </w:pPr>
             <w:r>
@@ -831,6 +884,7 @@
           <w:p>
             <w:pPr>
               <w:pStyle w:val="Compact"/>
+              <w:keepNext/>
               <w:jc w:val="left"/>
             </w:pPr>
             <w:r>
@@ -840,11 +894,15 @@
         </w:tc>
       </w:tr>
       <w:tr>
+        <w:trPr>
+          <w:cantSplit/>
+        </w:trPr>
         <w:tc>
           <w:tcPr/>
           <w:p>
             <w:pPr>
               <w:pStyle w:val="Compact"/>
+              <w:keepNext/>
               <w:jc w:val="left"/>
             </w:pPr>
             <w:r>
@@ -857,16 +915,21 @@
           <w:p>
             <w:pPr>
               <w:pStyle w:val="Compact"/>
+              <w:keepNext/>
             </w:pPr>
           </w:p>
         </w:tc>
       </w:tr>
       <w:tr>
+        <w:trPr>
+          <w:cantSplit/>
+        </w:trPr>
         <w:tc>
           <w:tcPr/>
           <w:p>
             <w:pPr>
               <w:pStyle w:val="Compact"/>
+              <w:keepNext/>
               <w:jc w:val="left"/>
             </w:pPr>
             <w:r>
@@ -879,16 +942,21 @@
           <w:p>
             <w:pPr>
               <w:pStyle w:val="Compact"/>
+              <w:keepNext/>
             </w:pPr>
           </w:p>
         </w:tc>
       </w:tr>
       <w:tr>
+        <w:trPr>
+          <w:cantSplit/>
+        </w:trPr>
         <w:tc>
           <w:tcPr/>
           <w:p>
             <w:pPr>
               <w:pStyle w:val="Compact"/>
+              <w:keepNext/>
               <w:jc w:val="left"/>
             </w:pPr>
             <w:r>
@@ -901,16 +969,21 @@
           <w:p>
             <w:pPr>
               <w:pStyle w:val="Compact"/>
+              <w:keepNext/>
             </w:pPr>
           </w:p>
         </w:tc>
       </w:tr>
       <w:tr>
+        <w:trPr>
+          <w:cantSplit/>
+        </w:trPr>
         <w:tc>
           <w:tcPr/>
           <w:p>
             <w:pPr>
               <w:pStyle w:val="Compact"/>
+              <w:keepNext/>
               <w:jc w:val="left"/>
             </w:pPr>
             <w:r>
@@ -923,16 +996,21 @@
           <w:p>
             <w:pPr>
               <w:pStyle w:val="Compact"/>
+              <w:keepNext/>
             </w:pPr>
           </w:p>
         </w:tc>
       </w:tr>
       <w:tr>
+        <w:trPr>
+          <w:cantSplit/>
+        </w:trPr>
         <w:tc>
           <w:tcPr/>
           <w:p>
             <w:pPr>
               <w:pStyle w:val="Compact"/>
+              <w:keepNext/>
               <w:jc w:val="left"/>
             </w:pPr>
             <w:r>
@@ -945,16 +1023,21 @@
           <w:p>
             <w:pPr>
               <w:pStyle w:val="Compact"/>
+              <w:keepNext/>
             </w:pPr>
           </w:p>
         </w:tc>
       </w:tr>
       <w:tr>
+        <w:trPr>
+          <w:cantSplit/>
+        </w:trPr>
         <w:tc>
           <w:tcPr/>
           <w:p>
             <w:pPr>
               <w:pStyle w:val="Compact"/>
+              <w:keepNext/>
               <w:jc w:val="left"/>
             </w:pPr>
             <w:r>
@@ -967,16 +1050,21 @@
           <w:p>
             <w:pPr>
               <w:pStyle w:val="Compact"/>
+              <w:keepNext/>
             </w:pPr>
           </w:p>
         </w:tc>
       </w:tr>
       <w:tr>
+        <w:trPr>
+          <w:cantSplit/>
+        </w:trPr>
         <w:tc>
           <w:tcPr/>
           <w:p>
             <w:pPr>
               <w:pStyle w:val="Compact"/>
+              <w:keepNext/>
               <w:jc w:val="left"/>
             </w:pPr>
             <w:r>
@@ -989,6 +1077,7 @@
           <w:p>
             <w:pPr>
               <w:pStyle w:val="Compact"/>
+              <w:keepNext/>
             </w:pPr>
           </w:p>
         </w:tc>
@@ -996,971 +1085,6 @@
     </w:tbl>
     <w:bookmarkEnd w:id="26"/>
     <w:bookmarkStart w:id="27" w:name="teacher-answer-key"/>
-    <w:p>
-      <w:pPr>
-        <w:pStyle w:val="Heading2"/>
-      </w:pPr>
-      <w:r>
-        <w:t xml:space="preserve">Teacher answer key</w:t>
-      </w:r>
-    </w:p>
-    <w:tbl>
-      <w:tblPr>
-        <w:tblStyle w:val="Table"/>
-        <w:tblW w:type="auto" w:w="0"/>
-        <w:tblLook w:firstRow="1" w:lastRow="0" w:firstColumn="0" w:lastColumn="0" w:noHBand="0" w:noVBand="0" w:val="0020"/>
-        <w:jc w:val="start"/>
-        <w:tblBorders>
-          <w:top w:val="single" w:sz="4" w:color="999999"/>
-          <w:left w:val="single" w:sz="4" w:color="999999"/>
-          <w:bottom w:val="single" w:sz="4" w:color="999999"/>
-          <w:right w:val="single" w:sz="4" w:color="999999"/>
-          <w:insideH w:val="single" w:sz="4" w:color="999999"/>
-          <w:insideV w:val="single" w:sz="4" w:color="999999"/>
-        </w:tblBorders>
-      </w:tblPr>
-      <w:tblGrid>
-        <w:gridCol w:w="2640"/>
-        <w:gridCol w:w="2640"/>
-        <w:gridCol w:w="2640"/>
-      </w:tblGrid>
-      <w:tr>
-        <w:trPr>
-          <w:tblHeader w:val="true"/>
-        </w:trPr>
-        <w:tc>
-          <w:tcPr/>
-          <w:p>
-            <w:pPr>
-              <w:pStyle w:val="Compact"/>
-              <w:jc w:val="left"/>
-            </w:pPr>
-            <w:r>
-              <w:t xml:space="preserve">Skill</w:t>
-            </w:r>
-          </w:p>
-        </w:tc>
-        <w:tc>
-          <w:tcPr/>
-          <w:p>
-            <w:pPr>
-              <w:pStyle w:val="Compact"/>
-              <w:jc w:val="left"/>
-            </w:pPr>
-            <w:r>
-              <w:t xml:space="preserve">Questions</w:t>
-            </w:r>
-          </w:p>
-        </w:tc>
-        <w:tc>
-          <w:tcPr/>
-          <w:p>
-            <w:pPr>
-              <w:pStyle w:val="Compact"/>
-              <w:jc w:val="left"/>
-            </w:pPr>
-            <w:r>
-              <w:t xml:space="preserve">Curriculum focus</w:t>
-            </w:r>
-          </w:p>
-        </w:tc>
-      </w:tr>
-      <w:tr>
-        <w:tc>
-          <w:tcPr/>
-          <w:p>
-            <w:pPr>
-              <w:pStyle w:val="Compact"/>
-              <w:jc w:val="left"/>
-            </w:pPr>
-            <w:r>
-              <w:t xml:space="preserve">1. Alphabetical order</w:t>
-            </w:r>
-          </w:p>
-        </w:tc>
-        <w:tc>
-          <w:tcPr/>
-          <w:p>
-            <w:pPr>
-              <w:pStyle w:val="Compact"/>
-              <w:jc w:val="left"/>
-            </w:pPr>
-            <w:r>
-              <w:t xml:space="preserve">3, 8, 15</w:t>
-            </w:r>
-          </w:p>
-        </w:tc>
-        <w:tc>
-          <w:tcPr/>
-          <w:p>
-            <w:pPr>
-              <w:pStyle w:val="Compact"/>
-              <w:jc w:val="left"/>
-            </w:pPr>
-            <w:r>
-              <w:t xml:space="preserve">Word (Rw)</w:t>
-            </w:r>
-          </w:p>
-        </w:tc>
-      </w:tr>
-      <w:tr>
-        <w:tc>
-          <w:tcPr/>
-          <w:p>
-            <w:pPr>
-              <w:pStyle w:val="Compact"/>
-              <w:jc w:val="left"/>
-            </w:pPr>
-            <w:r>
-              <w:t xml:space="preserve">2. Vocabulary</w:t>
-            </w:r>
-          </w:p>
-        </w:tc>
-        <w:tc>
-          <w:tcPr/>
-          <w:p>
-            <w:pPr>
-              <w:pStyle w:val="Compact"/>
-              <w:jc w:val="left"/>
-            </w:pPr>
-            <w:r>
-              <w:t xml:space="preserve">6, 12, 20</w:t>
-            </w:r>
-          </w:p>
-        </w:tc>
-        <w:tc>
-          <w:tcPr/>
-          <w:p>
-            <w:pPr>
-              <w:pStyle w:val="Compact"/>
-              <w:jc w:val="left"/>
-            </w:pPr>
-            <w:r>
-              <w:t xml:space="preserve">Word (Rw)</w:t>
-            </w:r>
-          </w:p>
-        </w:tc>
-      </w:tr>
-      <w:tr>
-        <w:tc>
-          <w:tcPr/>
-          <w:p>
-            <w:pPr>
-              <w:pStyle w:val="Compact"/>
-              <w:jc w:val="left"/>
-            </w:pPr>
-            <w:r>
-              <w:t xml:space="preserve">3. Scanning for information</w:t>
-            </w:r>
-          </w:p>
-        </w:tc>
-        <w:tc>
-          <w:tcPr/>
-          <w:p>
-            <w:pPr>
-              <w:pStyle w:val="Compact"/>
-              <w:jc w:val="left"/>
-            </w:pPr>
-            <w:r>
-              <w:t xml:space="preserve">1, 9, 16</w:t>
-            </w:r>
-          </w:p>
-        </w:tc>
-        <w:tc>
-          <w:tcPr/>
-          <w:p>
-            <w:pPr>
-              <w:pStyle w:val="Compact"/>
-              <w:jc w:val="left"/>
-            </w:pPr>
-            <w:r>
-              <w:t xml:space="preserve">Text (Rt)</w:t>
-            </w:r>
-          </w:p>
-        </w:tc>
-      </w:tr>
-      <w:tr>
-        <w:tc>
-          <w:tcPr/>
-          <w:p>
-            <w:pPr>
-              <w:pStyle w:val="Compact"/>
-              <w:jc w:val="left"/>
-            </w:pPr>
-            <w:r>
-              <w:t xml:space="preserve">4. Gist</w:t>
-            </w:r>
-          </w:p>
-        </w:tc>
-        <w:tc>
-          <w:tcPr/>
-          <w:p>
-            <w:pPr>
-              <w:pStyle w:val="Compact"/>
-              <w:jc w:val="left"/>
-            </w:pPr>
-            <w:r>
-              <w:t xml:space="preserve">4, 13, 18</w:t>
-            </w:r>
-          </w:p>
-        </w:tc>
-        <w:tc>
-          <w:tcPr/>
-          <w:p>
-            <w:pPr>
-              <w:pStyle w:val="Compact"/>
-              <w:jc w:val="left"/>
-            </w:pPr>
-            <w:r>
-              <w:t xml:space="preserve">Text (Rt)</w:t>
-            </w:r>
-          </w:p>
-        </w:tc>
-      </w:tr>
-      <w:tr>
-        <w:tc>
-          <w:tcPr/>
-          <w:p>
-            <w:pPr>
-              <w:pStyle w:val="Compact"/>
-              <w:jc w:val="left"/>
-            </w:pPr>
-            <w:r>
-              <w:t xml:space="preserve">5. Grammar and punctuation</w:t>
-            </w:r>
-          </w:p>
-        </w:tc>
-        <w:tc>
-          <w:tcPr/>
-          <w:p>
-            <w:pPr>
-              <w:pStyle w:val="Compact"/>
-              <w:jc w:val="left"/>
-            </w:pPr>
-            <w:r>
-              <w:t xml:space="preserve">2, 10, 17</w:t>
-            </w:r>
-          </w:p>
-        </w:tc>
-        <w:tc>
-          <w:tcPr/>
-          <w:p>
-            <w:pPr>
-              <w:pStyle w:val="Compact"/>
-              <w:jc w:val="left"/>
-            </w:pPr>
-            <w:r>
-              <w:t xml:space="preserve">Sentence (Rs)</w:t>
-            </w:r>
-          </w:p>
-        </w:tc>
-      </w:tr>
-      <w:tr>
-        <w:tc>
-          <w:tcPr/>
-          <w:p>
-            <w:pPr>
-              <w:pStyle w:val="Compact"/>
-              <w:jc w:val="left"/>
-            </w:pPr>
-            <w:r>
-              <w:t xml:space="preserve">6. Text type and layout</w:t>
-            </w:r>
-          </w:p>
-        </w:tc>
-        <w:tc>
-          <w:tcPr/>
-          <w:p>
-            <w:pPr>
-              <w:pStyle w:val="Compact"/>
-              <w:jc w:val="left"/>
-            </w:pPr>
-            <w:r>
-              <w:t xml:space="preserve">5, 11, 19</w:t>
-            </w:r>
-          </w:p>
-        </w:tc>
-        <w:tc>
-          <w:tcPr/>
-          <w:p>
-            <w:pPr>
-              <w:pStyle w:val="Compact"/>
-              <w:jc w:val="left"/>
-            </w:pPr>
-            <w:r>
-              <w:t xml:space="preserve">Text (Rt)</w:t>
-            </w:r>
-          </w:p>
-        </w:tc>
-      </w:tr>
-      <w:tr>
-        <w:tc>
-          <w:tcPr/>
-          <w:p>
-            <w:pPr>
-              <w:pStyle w:val="Compact"/>
-              <w:jc w:val="left"/>
-            </w:pPr>
-            <w:r>
-              <w:t xml:space="preserve">7. Inference</w:t>
-            </w:r>
-          </w:p>
-        </w:tc>
-        <w:tc>
-          <w:tcPr/>
-          <w:p>
-            <w:pPr>
-              <w:pStyle w:val="Compact"/>
-              <w:jc w:val="left"/>
-            </w:pPr>
-            <w:r>
-              <w:t xml:space="preserve">7, 14, 21</w:t>
-            </w:r>
-          </w:p>
-        </w:tc>
-        <w:tc>
-          <w:tcPr/>
-          <w:p>
-            <w:pPr>
-              <w:pStyle w:val="Compact"/>
-              <w:jc w:val="left"/>
-            </w:pPr>
-            <w:r>
-              <w:t xml:space="preserve">Text (Rt)</w:t>
-            </w:r>
-          </w:p>
-        </w:tc>
-      </w:tr>
-    </w:tbl>
-    <w:p>
-      <w:pPr>
-        <w:pStyle w:val="BodyText"/>
-      </w:pPr>
-      <w:r>
-        <w:rPr>
-          <w:bCs/>
-          <w:b/>
-        </w:rPr>
-        <w:t xml:space="preserve">Answers to the questions</w:t>
-      </w:r>
-    </w:p>
-    <w:tbl>
-      <w:tblPr>
-        <w:tblStyle w:val="Table"/>
-        <w:tblW w:type="auto" w:w="0"/>
-        <w:tblLook w:firstRow="1" w:lastRow="0" w:firstColumn="0" w:lastColumn="0" w:noHBand="0" w:noVBand="0" w:val="0020"/>
-        <w:jc w:val="start"/>
-        <w:tblBorders>
-          <w:top w:val="single" w:sz="4" w:color="999999"/>
-          <w:left w:val="single" w:sz="4" w:color="999999"/>
-          <w:bottom w:val="single" w:sz="4" w:color="999999"/>
-          <w:right w:val="single" w:sz="4" w:color="999999"/>
-          <w:insideH w:val="single" w:sz="4" w:color="999999"/>
-          <w:insideV w:val="single" w:sz="4" w:color="999999"/>
-        </w:tblBorders>
-      </w:tblPr>
-      <w:tblGrid>
-        <w:gridCol w:w="3960"/>
-        <w:gridCol w:w="3960"/>
-      </w:tblGrid>
-      <w:tr>
-        <w:trPr>
-          <w:tblHeader w:val="true"/>
-        </w:trPr>
-        <w:tc>
-          <w:tcPr/>
-          <w:p>
-            <w:pPr>
-              <w:pStyle w:val="Compact"/>
-              <w:jc w:val="left"/>
-            </w:pPr>
-            <w:r>
-              <w:t xml:space="preserve">Q</w:t>
-            </w:r>
-          </w:p>
-        </w:tc>
-        <w:tc>
-          <w:tcPr/>
-          <w:p>
-            <w:pPr>
-              <w:pStyle w:val="Compact"/>
-              <w:jc w:val="left"/>
-            </w:pPr>
-            <w:r>
-              <w:t xml:space="preserve">Answer</w:t>
-            </w:r>
-          </w:p>
-        </w:tc>
-      </w:tr>
-      <w:tr>
-        <w:tc>
-          <w:tcPr/>
-          <w:p>
-            <w:pPr>
-              <w:pStyle w:val="Compact"/>
-              <w:jc w:val="left"/>
-            </w:pPr>
-            <w:r>
-              <w:t xml:space="preserve">1</w:t>
-            </w:r>
-          </w:p>
-        </w:tc>
-        <w:tc>
-          <w:tcPr/>
-          <w:p>
-            <w:pPr>
-              <w:pStyle w:val="Compact"/>
-              <w:jc w:val="left"/>
-            </w:pPr>
-            <w:r>
-              <w:t xml:space="preserve">3pm</w:t>
-            </w:r>
-          </w:p>
-        </w:tc>
-      </w:tr>
-      <w:tr>
-        <w:tc>
-          <w:tcPr/>
-          <w:p>
-            <w:pPr>
-              <w:pStyle w:val="Compact"/>
-              <w:jc w:val="left"/>
-            </w:pPr>
-            <w:r>
-              <w:t xml:space="preserve">2</w:t>
-            </w:r>
-          </w:p>
-        </w:tc>
-        <w:tc>
-          <w:tcPr/>
-          <w:p>
-            <w:pPr>
-              <w:pStyle w:val="Compact"/>
-              <w:jc w:val="left"/>
-            </w:pPr>
-            <w:r>
-              <w:t xml:space="preserve">c) organised</w:t>
-            </w:r>
-          </w:p>
-        </w:tc>
-      </w:tr>
-      <w:tr>
-        <w:tc>
-          <w:tcPr/>
-          <w:p>
-            <w:pPr>
-              <w:pStyle w:val="Compact"/>
-              <w:jc w:val="left"/>
-            </w:pPr>
-            <w:r>
-              <w:t xml:space="preserve">3</w:t>
-            </w:r>
-          </w:p>
-        </w:tc>
-        <w:tc>
-          <w:tcPr/>
-          <w:p>
-            <w:pPr>
-              <w:pStyle w:val="Compact"/>
-              <w:jc w:val="left"/>
-            </w:pPr>
-            <w:r>
-              <w:t xml:space="preserve">c) children</w:t>
-            </w:r>
-          </w:p>
-        </w:tc>
-      </w:tr>
-      <w:tr>
-        <w:tc>
-          <w:tcPr/>
-          <w:p>
-            <w:pPr>
-              <w:pStyle w:val="Compact"/>
-              <w:jc w:val="left"/>
-            </w:pPr>
-            <w:r>
-              <w:t xml:space="preserve">4</w:t>
-            </w:r>
-          </w:p>
-        </w:tc>
-        <w:tc>
-          <w:tcPr/>
-          <w:p>
-            <w:pPr>
-              <w:pStyle w:val="Compact"/>
-              <w:jc w:val="left"/>
-            </w:pPr>
-            <w:r>
-              <w:t xml:space="preserve">b</w:t>
-            </w:r>
-          </w:p>
-        </w:tc>
-      </w:tr>
-      <w:tr>
-        <w:tc>
-          <w:tcPr/>
-          <w:p>
-            <w:pPr>
-              <w:pStyle w:val="Compact"/>
-              <w:jc w:val="left"/>
-            </w:pPr>
-            <w:r>
-              <w:t xml:space="preserve">5</w:t>
-            </w:r>
-          </w:p>
-        </w:tc>
-        <w:tc>
-          <w:tcPr/>
-          <w:p>
-            <w:pPr>
-              <w:pStyle w:val="Compact"/>
-              <w:jc w:val="left"/>
-            </w:pPr>
-            <w:r>
-              <w:t xml:space="preserve">a</w:t>
-            </w:r>
-          </w:p>
-        </w:tc>
-      </w:tr>
-      <w:tr>
-        <w:tc>
-          <w:tcPr/>
-          <w:p>
-            <w:pPr>
-              <w:pStyle w:val="Compact"/>
-              <w:jc w:val="left"/>
-            </w:pPr>
-            <w:r>
-              <w:t xml:space="preserve">6</w:t>
-            </w:r>
-          </w:p>
-        </w:tc>
-        <w:tc>
-          <w:tcPr/>
-          <w:p>
-            <w:pPr>
-              <w:pStyle w:val="Compact"/>
-              <w:jc w:val="left"/>
-            </w:pPr>
-            <w:r>
-              <w:t xml:space="preserve">c</w:t>
-            </w:r>
-          </w:p>
-        </w:tc>
-      </w:tr>
-      <w:tr>
-        <w:tc>
-          <w:tcPr/>
-          <w:p>
-            <w:pPr>
-              <w:pStyle w:val="Compact"/>
-              <w:jc w:val="left"/>
-            </w:pPr>
-            <w:r>
-              <w:t xml:space="preserve">7</w:t>
-            </w:r>
-          </w:p>
-        </w:tc>
-        <w:tc>
-          <w:tcPr/>
-          <w:p>
-            <w:pPr>
-              <w:pStyle w:val="Compact"/>
-              <w:jc w:val="left"/>
-            </w:pPr>
-            <w:r>
-              <w:t xml:space="preserve">a</w:t>
-            </w:r>
-          </w:p>
-        </w:tc>
-      </w:tr>
-      <w:tr>
-        <w:tc>
-          <w:tcPr/>
-          <w:p>
-            <w:pPr>
-              <w:pStyle w:val="Compact"/>
-              <w:jc w:val="left"/>
-            </w:pPr>
-            <w:r>
-              <w:t xml:space="preserve">8</w:t>
-            </w:r>
-          </w:p>
-        </w:tc>
-        <w:tc>
-          <w:tcPr/>
-          <w:p>
-            <w:pPr>
-              <w:pStyle w:val="Compact"/>
-              <w:jc w:val="left"/>
-            </w:pPr>
-            <w:r>
-              <w:t xml:space="preserve">advice, coat, nurse, soup</w:t>
-            </w:r>
-          </w:p>
-        </w:tc>
-      </w:tr>
-      <w:tr>
-        <w:tc>
-          <w:tcPr/>
-          <w:p>
-            <w:pPr>
-              <w:pStyle w:val="Compact"/>
-              <w:jc w:val="left"/>
-            </w:pPr>
-            <w:r>
-              <w:t xml:space="preserve">9</w:t>
-            </w:r>
-          </w:p>
-        </w:tc>
-        <w:tc>
-          <w:tcPr/>
-          <w:p>
-            <w:pPr>
-              <w:pStyle w:val="Compact"/>
-              <w:jc w:val="left"/>
-            </w:pPr>
-            <w:r>
-              <w:t xml:space="preserve">c) midday–1pm</w:t>
-            </w:r>
-          </w:p>
-        </w:tc>
-      </w:tr>
-      <w:tr>
-        <w:tc>
-          <w:tcPr/>
-          <w:p>
-            <w:pPr>
-              <w:pStyle w:val="Compact"/>
-              <w:jc w:val="left"/>
-            </w:pPr>
-            <w:r>
-              <w:t xml:space="preserve">10</w:t>
-            </w:r>
-          </w:p>
-        </w:tc>
-        <w:tc>
-          <w:tcPr/>
-          <w:p>
-            <w:pPr>
-              <w:pStyle w:val="Compact"/>
-              <w:jc w:val="left"/>
-            </w:pPr>
-            <w:r>
-              <w:t xml:space="preserve">The event is at Clapton Community Hall on Saturday.</w:t>
-            </w:r>
-          </w:p>
-        </w:tc>
-      </w:tr>
-      <w:tr>
-        <w:tc>
-          <w:tcPr/>
-          <w:p>
-            <w:pPr>
-              <w:pStyle w:val="Compact"/>
-              <w:jc w:val="left"/>
-            </w:pPr>
-            <w:r>
-              <w:t xml:space="preserve">11</w:t>
-            </w:r>
-          </w:p>
-        </w:tc>
-        <w:tc>
-          <w:tcPr/>
-          <w:p>
-            <w:pPr>
-              <w:pStyle w:val="Compact"/>
-              <w:jc w:val="left"/>
-            </w:pPr>
-            <w:r>
-              <w:t xml:space="preserve">b) a leaflet</w:t>
-            </w:r>
-          </w:p>
-        </w:tc>
-      </w:tr>
-      <w:tr>
-        <w:tc>
-          <w:tcPr/>
-          <w:p>
-            <w:pPr>
-              <w:pStyle w:val="Compact"/>
-              <w:jc w:val="left"/>
-            </w:pPr>
-            <w:r>
-              <w:t xml:space="preserve">12</w:t>
-            </w:r>
-          </w:p>
-        </w:tc>
-        <w:tc>
-          <w:tcPr/>
-          <w:p>
-            <w:pPr>
-              <w:pStyle w:val="Compact"/>
-              <w:jc w:val="left"/>
-            </w:pPr>
-            <w:r>
-              <w:t xml:space="preserve">boots</w:t>
-            </w:r>
-          </w:p>
-        </w:tc>
-      </w:tr>
-      <w:tr>
-        <w:tc>
-          <w:tcPr/>
-          <w:p>
-            <w:pPr>
-              <w:pStyle w:val="Compact"/>
-              <w:jc w:val="left"/>
-            </w:pPr>
-            <w:r>
-              <w:t xml:space="preserve">13</w:t>
-            </w:r>
-          </w:p>
-        </w:tc>
-        <w:tc>
-          <w:tcPr/>
-          <w:p>
-            <w:pPr>
-              <w:pStyle w:val="Compact"/>
-              <w:jc w:val="left"/>
-            </w:pPr>
-            <w:r>
-              <w:t xml:space="preserve">c</w:t>
-            </w:r>
-          </w:p>
-        </w:tc>
-      </w:tr>
-      <w:tr>
-        <w:tc>
-          <w:tcPr/>
-          <w:p>
-            <w:pPr>
-              <w:pStyle w:val="Compact"/>
-              <w:jc w:val="left"/>
-            </w:pPr>
-            <w:r>
-              <w:t xml:space="preserve">14</w:t>
-            </w:r>
-          </w:p>
-        </w:tc>
-        <w:tc>
-          <w:tcPr/>
-          <w:p>
-            <w:pPr>
-              <w:pStyle w:val="Compact"/>
-              <w:jc w:val="left"/>
-            </w:pPr>
-            <w:r>
-              <w:t xml:space="preserve">No – children must stay with an adult.</w:t>
-            </w:r>
-          </w:p>
-        </w:tc>
-      </w:tr>
-      <w:tr>
-        <w:tc>
-          <w:tcPr/>
-          <w:p>
-            <w:pPr>
-              <w:pStyle w:val="Compact"/>
-              <w:jc w:val="left"/>
-            </w:pPr>
-            <w:r>
-              <w:t xml:space="preserve">15</w:t>
-            </w:r>
-          </w:p>
-        </w:tc>
-        <w:tc>
-          <w:tcPr/>
-          <w:p>
-            <w:pPr>
-              <w:pStyle w:val="Compact"/>
-              <w:jc w:val="left"/>
-            </w:pPr>
-            <w:r>
-              <w:t xml:space="preserve">Amina, Dariusz, Kofi, Yusuf</w:t>
-            </w:r>
-          </w:p>
-        </w:tc>
-      </w:tr>
-      <w:tr>
-        <w:tc>
-          <w:tcPr/>
-          <w:p>
-            <w:pPr>
-              <w:pStyle w:val="Compact"/>
-              <w:jc w:val="left"/>
-            </w:pPr>
-            <w:r>
-              <w:t xml:space="preserve">16</w:t>
-            </w:r>
-          </w:p>
-        </w:tc>
-        <w:tc>
-          <w:tcPr/>
-          <w:p>
-            <w:pPr>
-              <w:pStyle w:val="Compact"/>
-              <w:jc w:val="left"/>
-            </w:pPr>
-            <w:r>
-              <w:t xml:space="preserve">020 7946 0381</w:t>
-            </w:r>
-          </w:p>
-        </w:tc>
-      </w:tr>
-      <w:tr>
-        <w:tc>
-          <w:tcPr/>
-          <w:p>
-            <w:pPr>
-              <w:pStyle w:val="Compact"/>
-              <w:jc w:val="left"/>
-            </w:pPr>
-            <w:r>
-              <w:t xml:space="preserve">17</w:t>
-            </w:r>
-          </w:p>
-        </w:tc>
-        <w:tc>
-          <w:tcPr/>
-          <w:p>
-            <w:pPr>
-              <w:pStyle w:val="Compact"/>
-              <w:jc w:val="left"/>
-            </w:pPr>
-            <w:r>
-              <w:t xml:space="preserve">must</w:t>
-            </w:r>
-          </w:p>
-        </w:tc>
-      </w:tr>
-      <w:tr>
-        <w:tc>
-          <w:tcPr/>
-          <w:p>
-            <w:pPr>
-              <w:pStyle w:val="Compact"/>
-              <w:jc w:val="left"/>
-            </w:pPr>
-            <w:r>
-              <w:t xml:space="preserve">18</w:t>
-            </w:r>
-          </w:p>
-        </w:tc>
-        <w:tc>
-          <w:tcPr/>
-          <w:p>
-            <w:pPr>
-              <w:pStyle w:val="Compact"/>
-              <w:jc w:val="left"/>
-            </w:pPr>
-            <w:r>
-              <w:t xml:space="preserve">b</w:t>
-            </w:r>
-          </w:p>
-        </w:tc>
-      </w:tr>
-      <w:tr>
-        <w:tc>
-          <w:tcPr/>
-          <w:p>
-            <w:pPr>
-              <w:pStyle w:val="Compact"/>
-              <w:jc w:val="left"/>
-            </w:pPr>
-            <w:r>
-              <w:t xml:space="preserve">19</w:t>
-            </w:r>
-          </w:p>
-        </w:tc>
-        <w:tc>
-          <w:tcPr/>
-          <w:p>
-            <w:pPr>
-              <w:pStyle w:val="Compact"/>
-              <w:jc w:val="left"/>
-            </w:pPr>
-            <w:r>
-              <w:t xml:space="preserve">the section headed</w:t>
-            </w:r>
-            <w:r>
-              <w:t xml:space="preserve"> </w:t>
-            </w:r>
-            <w:r>
-              <w:t xml:space="preserve">“</w:t>
-            </w:r>
-            <w:r>
-              <w:t xml:space="preserve">Lunch</w:t>
-            </w:r>
-            <w:r>
-              <w:t xml:space="preserve">”</w:t>
-            </w:r>
-          </w:p>
-        </w:tc>
-      </w:tr>
-      <w:tr>
-        <w:tc>
-          <w:tcPr/>
-          <w:p>
-            <w:pPr>
-              <w:pStyle w:val="Compact"/>
-              <w:jc w:val="left"/>
-            </w:pPr>
-            <w:r>
-              <w:t xml:space="preserve">20</w:t>
-            </w:r>
-          </w:p>
-        </w:tc>
-        <w:tc>
-          <w:tcPr/>
-          <w:p>
-            <w:pPr>
-              <w:pStyle w:val="Compact"/>
-              <w:jc w:val="left"/>
-            </w:pPr>
-            <w:r>
-              <w:t xml:space="preserve">a) Please come.</w:t>
-            </w:r>
-          </w:p>
-        </w:tc>
-      </w:tr>
-      <w:tr>
-        <w:tc>
-          <w:tcPr/>
-          <w:p>
-            <w:pPr>
-              <w:pStyle w:val="Compact"/>
-              <w:jc w:val="left"/>
-            </w:pPr>
-            <w:r>
-              <w:t xml:space="preserve">21</w:t>
-            </w:r>
-          </w:p>
-        </w:tc>
-        <w:tc>
-          <w:tcPr/>
-          <w:p>
-            <w:pPr>
-              <w:pStyle w:val="Compact"/>
-              <w:jc w:val="left"/>
-            </w:pPr>
-            <w:r>
-              <w:t xml:space="preserve">a</w:t>
-            </w:r>
-          </w:p>
-        </w:tc>
-      </w:tr>
-    </w:tbl>
-    <w:p>
-      <w:pPr>
-        <w:pStyle w:val="BodyText"/>
-      </w:pPr>
-      <w:r>
-        <w:t xml:space="preserve">Words repeated from the text on purpose: Q6 (advice), Q20 and Q21 (quoted phrases), Q17 (quoted rule) and Q8 (word list). These target the word or sentence itself, so paraphrase would defeat the item. Discussion point: Q14 and Q12 can be argued as scanning – worth letting learners debate.</w:t>
-      </w:r>
-    </w:p>
-    <w:bookmarkEnd w:id="27"/>
-    <w:bookmarkEnd w:id="28"/>
     <w:sectPr>
       <w:pgSz w:h="16838" w:w="11906"/>
       <w:pgMar w:bottom="1020" w:left="1020" w:right="1020" w:top="1020"/>

--- a/e3/reading/docs/wk01-exam-question-types-sort-activity.docx
+++ b/e3/reading/docs/wk01-exam-question-types-sort-activity.docx
@@ -6,6 +6,7 @@
       <w:pPr>
         <w:pStyle w:val="FirstParagraph"/>
         <w:keepNext/>
+        <w:spacing w:before="0" w:after="60" w:line="240" w:lineRule="auto"/>
       </w:pPr>
       <w:r>
         <w:drawing>
@@ -55,6 +56,7 @@
       <w:pPr>
         <w:pStyle w:val="Heading1"/>
         <w:keepNext/>
+        <w:spacing w:before="120" w:after="40" w:line="240" w:lineRule="auto"/>
       </w:pPr>
       <w:r>
         <w:t xml:space="preserve">What Does It Test? Reading Exam Sort</w:t>
@@ -64,6 +66,7 @@
       <w:pPr>
         <w:pStyle w:val="FirstParagraph"/>
         <w:keepNext/>
+        <w:spacing w:before="0" w:after="60" w:line="240" w:lineRule="auto"/>
       </w:pPr>
       <w:r>
         <w:t xml:space="preserve">Oct 14, 2026 ·</w:t>
@@ -80,6 +83,7 @@
       <w:pPr>
         <w:pStyle w:val="Heading2"/>
         <w:keepNext/>
+        <w:spacing w:before="840" w:after="40" w:line="240" w:lineRule="auto"/>
       </w:pPr>
       <w:r>
         <w:t xml:space="preserve">Instructions</w:t>
@@ -89,6 +93,7 @@
       <w:pPr>
         <w:pStyle w:val="FirstParagraph"/>
         <w:keepNext/>
+        <w:spacing w:before="0" w:after="60" w:line="240" w:lineRule="auto"/>
       </w:pPr>
       <w:r>
         <w:t xml:space="preserve">Read the leaflet. Then look at the 21 exam questions. Do not answer them yet. Decide</w:t>
@@ -114,6 +119,7 @@
       <w:pPr>
         <w:pStyle w:val="BodyText"/>
         <w:keepNext/>
+        <w:spacing w:before="0" w:after="60" w:line="240" w:lineRule="auto"/>
       </w:pPr>
       <w:r>
         <w:rPr>
@@ -131,6 +137,7 @@
           <w:numId w:val="1001"/>
         </w:numPr>
         <w:pStyle w:val="Compact"/>
+        <w:spacing w:before="0" w:after="60" w:line="240" w:lineRule="auto"/>
       </w:pPr>
       <w:r>
         <w:rPr>
@@ -154,6 +161,7 @@
           <w:numId w:val="1001"/>
         </w:numPr>
         <w:pStyle w:val="Compact"/>
+        <w:spacing w:before="0" w:after="60" w:line="240" w:lineRule="auto"/>
       </w:pPr>
       <w:r>
         <w:rPr>
@@ -177,6 +185,7 @@
           <w:numId w:val="1001"/>
         </w:numPr>
         <w:pStyle w:val="Compact"/>
+        <w:spacing w:before="0" w:after="60" w:line="240" w:lineRule="auto"/>
       </w:pPr>
       <w:r>
         <w:rPr>
@@ -200,6 +209,7 @@
           <w:numId w:val="1001"/>
         </w:numPr>
         <w:pStyle w:val="Compact"/>
+        <w:spacing w:before="0" w:after="60" w:line="240" w:lineRule="auto"/>
       </w:pPr>
       <w:r>
         <w:rPr>
@@ -223,6 +233,7 @@
           <w:numId w:val="1001"/>
         </w:numPr>
         <w:pStyle w:val="Compact"/>
+        <w:spacing w:before="0" w:after="60" w:line="240" w:lineRule="auto"/>
       </w:pPr>
       <w:r>
         <w:rPr>
@@ -246,6 +257,7 @@
           <w:numId w:val="1001"/>
         </w:numPr>
         <w:pStyle w:val="Compact"/>
+        <w:spacing w:before="0" w:after="60" w:line="240" w:lineRule="auto"/>
       </w:pPr>
       <w:r>
         <w:rPr>
@@ -269,6 +281,7 @@
           <w:numId w:val="1001"/>
         </w:numPr>
         <w:pStyle w:val="Compact"/>
+        <w:spacing w:before="0" w:after="60" w:line="240" w:lineRule="auto"/>
       </w:pPr>
       <w:r>
         <w:rPr>
@@ -288,6 +301,7 @@
       <w:pPr>
         <w:pStyle w:val="FirstParagraph"/>
         <w:keepNext/>
+        <w:spacing w:before="0" w:after="60" w:line="240" w:lineRule="auto"/>
       </w:pPr>
       <w:r>
         <w:rPr>
@@ -309,6 +323,7 @@
       <w:pPr>
         <w:pStyle w:val="Heading2"/>
         <w:keepNext/>
+        <w:spacing w:before="840" w:after="40" w:line="240" w:lineRule="auto"/>
       </w:pPr>
       <w:r>
         <w:t xml:space="preserve">The text</w:t>
@@ -318,6 +333,7 @@
       <w:pPr>
         <w:pStyle w:val="BlockText"/>
         <w:keepNext/>
+        <w:spacing w:before="0" w:after="60" w:line="240" w:lineRule="auto"/>
       </w:pPr>
       <w:r>
         <w:rPr>
@@ -331,6 +347,7 @@
       <w:pPr>
         <w:pStyle w:val="BlockText"/>
         <w:keepNext/>
+        <w:spacing w:before="0" w:after="60" w:line="240" w:lineRule="auto"/>
       </w:pPr>
       <w:r>
         <w:rPr>
@@ -350,6 +367,7 @@
       <w:pPr>
         <w:pStyle w:val="BlockText"/>
         <w:keepNext/>
+        <w:spacing w:before="0" w:after="60" w:line="240" w:lineRule="auto"/>
       </w:pPr>
       <w:r>
         <w:t xml:space="preserve">Are you new to Hackney? Do you need help or advice this winter? Come to our free Winter Help Day. Everyone is welcome.</w:t>
@@ -359,6 +377,7 @@
       <w:pPr>
         <w:pStyle w:val="BlockText"/>
         <w:keepNext/>
+        <w:spacing w:before="0" w:after="60" w:line="240" w:lineRule="auto"/>
       </w:pPr>
       <w:r>
         <w:rPr>
@@ -376,6 +395,7 @@
           <w:numId w:val="1002"/>
         </w:numPr>
         <w:pStyle w:val="Compact"/>
+        <w:spacing w:before="0" w:after="60" w:line="240" w:lineRule="auto"/>
       </w:pPr>
       <w:r>
         <w:t xml:space="preserve">Get a warm coat or boots for adults and children.</w:t>
@@ -389,6 +409,7 @@
           <w:numId w:val="1002"/>
         </w:numPr>
         <w:pStyle w:val="Compact"/>
+        <w:spacing w:before="0" w:after="60" w:line="240" w:lineRule="auto"/>
       </w:pPr>
       <w:r>
         <w:t xml:space="preserve">Talk to a nurse about flu jabs.</w:t>
@@ -402,6 +423,7 @@
           <w:numId w:val="1002"/>
         </w:numPr>
         <w:pStyle w:val="Compact"/>
+        <w:spacing w:before="0" w:after="60" w:line="240" w:lineRule="auto"/>
       </w:pPr>
       <w:r>
         <w:t xml:space="preserve">Get advice about doctors, schools and housing.</w:t>
@@ -415,6 +437,7 @@
           <w:numId w:val="1002"/>
         </w:numPr>
         <w:pStyle w:val="Compact"/>
+        <w:spacing w:before="0" w:after="60" w:line="240" w:lineRule="auto"/>
       </w:pPr>
       <w:r>
         <w:t xml:space="preserve">Join a free English class for beginners at 11am.</w:t>
@@ -424,6 +447,7 @@
       <w:pPr>
         <w:pStyle w:val="BlockText"/>
         <w:keepNext/>
+        <w:spacing w:before="0" w:after="60" w:line="240" w:lineRule="auto"/>
       </w:pPr>
       <w:r>
         <w:rPr>
@@ -443,6 +467,7 @@
       <w:pPr>
         <w:pStyle w:val="BlockText"/>
         <w:keepNext/>
+        <w:spacing w:before="0" w:after="60" w:line="240" w:lineRule="auto"/>
       </w:pPr>
       <w:r>
         <w:t xml:space="preserve">Please bring your own bag for clothes. Children must stay with an adult.</w:t>
@@ -452,6 +477,7 @@
       <w:pPr>
         <w:pStyle w:val="BlockText"/>
         <w:keepNext/>
+        <w:spacing w:before="0" w:after="60" w:line="240" w:lineRule="auto"/>
       </w:pPr>
       <w:r>
         <w:t xml:space="preserve">Last year more than 300 people came. Don’t miss it!</w:t>
@@ -461,6 +487,7 @@
       <w:pPr>
         <w:pStyle w:val="BlockText"/>
         <w:keepNext/>
+        <w:spacing w:before="0" w:after="60" w:line="240" w:lineRule="auto"/>
       </w:pPr>
       <w:r>
         <w:t xml:space="preserve">For more information, call Amina on 020 7946 0381 or email help@hackneywinter.org.uk</w:t>
@@ -472,6 +499,8 @@
       <w:pPr>
         <w:pStyle w:val="Heading2"/>
         <w:keepNext/>
+        <w:pageBreakBefore/>
+        <w:spacing w:before="120" w:after="40" w:line="240" w:lineRule="auto"/>
       </w:pPr>
       <w:r>
         <w:t xml:space="preserve">The questions</w:t>
@@ -485,6 +514,7 @@
           <w:numId w:val="1003"/>
         </w:numPr>
         <w:pStyle w:val="Compact"/>
+        <w:spacing w:before="0" w:after="60" w:line="240" w:lineRule="auto"/>
       </w:pPr>
       <w:r>
         <w:t xml:space="preserve">What time does the event finish?</w:t>
@@ -498,6 +528,7 @@
           <w:numId w:val="1003"/>
         </w:numPr>
         <w:pStyle w:val="Compact"/>
+        <w:spacing w:before="0" w:after="60" w:line="240" w:lineRule="auto"/>
       </w:pPr>
       <w:r>
         <w:t xml:space="preserve">Choose the correct word:</w:t>
@@ -529,6 +560,7 @@
           <w:numId w:val="1003"/>
         </w:numPr>
         <w:pStyle w:val="Compact"/>
+        <w:spacing w:before="0" w:after="60" w:line="240" w:lineRule="auto"/>
       </w:pPr>
       <w:r>
         <w:t xml:space="preserve">Which word comes first in a dictionary? a) clothes b) coat c) children d) class</w:t>
@@ -542,6 +574,7 @@
           <w:numId w:val="1003"/>
         </w:numPr>
         <w:pStyle w:val="Compact"/>
+        <w:spacing w:before="0" w:after="60" w:line="240" w:lineRule="auto"/>
       </w:pPr>
       <w:r>
         <w:t xml:space="preserve">What is the main purpose of this text? a) to sell winter clothes b) to invite people to a free event with help and advice c) to advertise a college English course d) to report on last year’s event</w:t>
@@ -555,6 +588,7 @@
           <w:numId w:val="1003"/>
         </w:numPr>
         <w:pStyle w:val="Compact"/>
+        <w:spacing w:before="0" w:after="60" w:line="240" w:lineRule="auto"/>
       </w:pPr>
       <w:r>
         <w:t xml:space="preserve">Why does the writer use bullet points (•)? a) to list the different things you can do there b) to show the start and finish times c) to give the contact details d) to tell a story</w:t>
@@ -568,6 +602,7 @@
           <w:numId w:val="1003"/>
         </w:numPr>
         <w:pStyle w:val="Compact"/>
+        <w:spacing w:before="0" w:after="60" w:line="240" w:lineRule="auto"/>
       </w:pPr>
       <w:r>
         <w:t xml:space="preserve">In the text,</w:t>
@@ -599,6 +634,7 @@
           <w:numId w:val="1003"/>
         </w:numPr>
         <w:pStyle w:val="Compact"/>
+        <w:spacing w:before="0" w:after="60" w:line="240" w:lineRule="auto"/>
       </w:pPr>
       <w:r>
         <w:t xml:space="preserve">Why do you think the event is in November? a) The weather is getting cold. b) Children are on holiday. c) The hall is cheaper. d) It is a national holiday.</w:t>
@@ -612,6 +648,7 @@
           <w:numId w:val="1003"/>
         </w:numPr>
         <w:pStyle w:val="Compact"/>
+        <w:spacing w:before="0" w:after="60" w:line="240" w:lineRule="auto"/>
       </w:pPr>
       <w:r>
         <w:t xml:space="preserve">These words are from the text. Put them in alphabetical order: soup, advice, nurse, coat</w:t>
@@ -625,6 +662,7 @@
           <w:numId w:val="1003"/>
         </w:numPr>
         <w:pStyle w:val="Compact"/>
+        <w:spacing w:before="0" w:after="60" w:line="240" w:lineRule="auto"/>
       </w:pPr>
       <w:r>
         <w:t xml:space="preserve">When can people eat? a) 10–11am b) 11am–12 c) midday–1pm d) 1–3pm</w:t>
@@ -638,6 +676,7 @@
           <w:numId w:val="1003"/>
         </w:numPr>
         <w:pStyle w:val="Compact"/>
+        <w:spacing w:before="0" w:after="60" w:line="240" w:lineRule="auto"/>
       </w:pPr>
       <w:r>
         <w:t xml:space="preserve">Rewrite this sentence with the correct capital letters and punctuation: the event is at clapton community hall on saturday</w:t>
@@ -651,6 +690,7 @@
           <w:numId w:val="1003"/>
         </w:numPr>
         <w:pStyle w:val="Compact"/>
+        <w:spacing w:before="0" w:after="60" w:line="240" w:lineRule="auto"/>
       </w:pPr>
       <w:r>
         <w:t xml:space="preserve">What type of text is this? a) a letter b) a leaflet c) a story d) a menu</w:t>
@@ -664,6 +704,7 @@
           <w:numId w:val="1003"/>
         </w:numPr>
         <w:pStyle w:val="Compact"/>
+        <w:spacing w:before="0" w:after="60" w:line="240" w:lineRule="auto"/>
       </w:pPr>
       <w:r>
         <w:t xml:space="preserve">Find a word in the text for something you wear on your feet.</w:t>
@@ -677,6 +718,7 @@
           <w:numId w:val="1003"/>
         </w:numPr>
         <w:pStyle w:val="Compact"/>
+        <w:spacing w:before="0" w:after="60" w:line="240" w:lineRule="auto"/>
       </w:pPr>
       <w:r>
         <w:t xml:space="preserve">Who is this text mainly for? a) teachers b) nurses c) people who have recently moved to the area d) shop owners</w:t>
@@ -690,6 +732,7 @@
           <w:numId w:val="1003"/>
         </w:numPr>
         <w:pStyle w:val="Compact"/>
+        <w:spacing w:before="0" w:after="60" w:line="240" w:lineRule="auto"/>
       </w:pPr>
       <w:r>
         <w:t xml:space="preserve">Can a 10-year-old come to the event alone? Yes or No? How do you know?</w:t>
@@ -703,6 +746,7 @@
           <w:numId w:val="1003"/>
         </w:numPr>
         <w:pStyle w:val="Compact"/>
+        <w:spacing w:before="0" w:after="60" w:line="240" w:lineRule="auto"/>
       </w:pPr>
       <w:r>
         <w:t xml:space="preserve">Here are the names of four helpers. Put them in alphabetical order: Yusuf, Amina, Kofi, Dariusz</w:t>
@@ -716,6 +760,7 @@
           <w:numId w:val="1003"/>
         </w:numPr>
         <w:pStyle w:val="Compact"/>
+        <w:spacing w:before="0" w:after="60" w:line="240" w:lineRule="auto"/>
       </w:pPr>
       <w:r>
         <w:t xml:space="preserve">What number can you ring to find out more?</w:t>
@@ -729,6 +774,7 @@
           <w:numId w:val="1003"/>
         </w:numPr>
         <w:pStyle w:val="Compact"/>
+        <w:spacing w:before="0" w:after="60" w:line="240" w:lineRule="auto"/>
       </w:pPr>
       <w:r>
         <w:t xml:space="preserve">“</w:t>
@@ -754,6 +800,7 @@
           <w:numId w:val="1003"/>
         </w:numPr>
         <w:pStyle w:val="Compact"/>
+        <w:spacing w:before="0" w:after="60" w:line="240" w:lineRule="auto"/>
       </w:pPr>
       <w:r>
         <w:t xml:space="preserve">Choose the best title for the text: a) Cheap Coats for Sale b) A Day of Free Support for Local People c) Hackney Library Opening Times d) How to Book a Flu Jab</w:t>
@@ -767,6 +814,7 @@
           <w:numId w:val="1003"/>
         </w:numPr>
         <w:pStyle w:val="Compact"/>
+        <w:spacing w:before="0" w:after="60" w:line="240" w:lineRule="auto"/>
       </w:pPr>
       <w:r>
         <w:t xml:space="preserve">Which part of the text tells you about food?</w:t>
@@ -780,6 +828,7 @@
           <w:numId w:val="1003"/>
         </w:numPr>
         <w:pStyle w:val="Compact"/>
+        <w:spacing w:before="0" w:after="60" w:line="240" w:lineRule="auto"/>
       </w:pPr>
       <w:r>
         <w:t xml:space="preserve">“</w:t>
@@ -805,6 +854,7 @@
           <w:numId w:val="1003"/>
         </w:numPr>
         <w:pStyle w:val="Compact"/>
+        <w:spacing w:before="0" w:after="60" w:line="240" w:lineRule="auto"/>
       </w:pPr>
       <w:r>
         <w:t xml:space="preserve">“</w:t>
@@ -828,6 +878,7 @@
       <w:pPr>
         <w:pStyle w:val="Heading2"/>
         <w:keepNext/>
+        <w:spacing w:before="838" w:after="40" w:line="240" w:lineRule="auto"/>
       </w:pPr>
       <w:r>
         <w:t xml:space="preserve">Sorting grid</w:t>
@@ -837,6 +888,7 @@
       <w:pPr>
         <w:pStyle w:val="FirstParagraph"/>
         <w:keepNext/>
+        <w:spacing w:before="0" w:after="60" w:line="240" w:lineRule="auto"/>
       </w:pPr>
       <w:r>
         <w:t xml:space="preserve">Write 3 question numbers in each row.</w:t>
@@ -872,6 +924,7 @@
             <w:pPr>
               <w:pStyle w:val="Compact"/>
               <w:keepNext/>
+              <w:spacing w:before="0" w:after="60" w:line="240" w:lineRule="auto"/>
               <w:jc w:val="left"/>
             </w:pPr>
             <w:r>
@@ -885,6 +938,7 @@
             <w:pPr>
               <w:pStyle w:val="Compact"/>
               <w:keepNext/>
+              <w:spacing w:before="0" w:after="60" w:line="240" w:lineRule="auto"/>
               <w:jc w:val="left"/>
             </w:pPr>
             <w:r>
@@ -903,6 +957,7 @@
             <w:pPr>
               <w:pStyle w:val="Compact"/>
               <w:keepNext/>
+              <w:spacing w:before="0" w:after="60" w:line="240" w:lineRule="auto"/>
               <w:jc w:val="left"/>
             </w:pPr>
             <w:r>
@@ -916,6 +971,7 @@
             <w:pPr>
               <w:pStyle w:val="Compact"/>
               <w:keepNext/>
+              <w:spacing w:before="0" w:after="60" w:line="240" w:lineRule="auto"/>
             </w:pPr>
           </w:p>
         </w:tc>
@@ -930,6 +986,7 @@
             <w:pPr>
               <w:pStyle w:val="Compact"/>
               <w:keepNext/>
+              <w:spacing w:before="0" w:after="60" w:line="240" w:lineRule="auto"/>
               <w:jc w:val="left"/>
             </w:pPr>
             <w:r>
@@ -943,6 +1000,7 @@
             <w:pPr>
               <w:pStyle w:val="Compact"/>
               <w:keepNext/>
+              <w:spacing w:before="0" w:after="60" w:line="240" w:lineRule="auto"/>
             </w:pPr>
           </w:p>
         </w:tc>
@@ -957,6 +1015,7 @@
             <w:pPr>
               <w:pStyle w:val="Compact"/>
               <w:keepNext/>
+              <w:spacing w:before="0" w:after="60" w:line="240" w:lineRule="auto"/>
               <w:jc w:val="left"/>
             </w:pPr>
             <w:r>
@@ -970,6 +1029,7 @@
             <w:pPr>
               <w:pStyle w:val="Compact"/>
               <w:keepNext/>
+              <w:spacing w:before="0" w:after="60" w:line="240" w:lineRule="auto"/>
             </w:pPr>
           </w:p>
         </w:tc>
@@ -984,6 +1044,7 @@
             <w:pPr>
               <w:pStyle w:val="Compact"/>
               <w:keepNext/>
+              <w:spacing w:before="0" w:after="60" w:line="240" w:lineRule="auto"/>
               <w:jc w:val="left"/>
             </w:pPr>
             <w:r>
@@ -997,6 +1058,7 @@
             <w:pPr>
               <w:pStyle w:val="Compact"/>
               <w:keepNext/>
+              <w:spacing w:before="0" w:after="60" w:line="240" w:lineRule="auto"/>
             </w:pPr>
           </w:p>
         </w:tc>
@@ -1011,6 +1073,7 @@
             <w:pPr>
               <w:pStyle w:val="Compact"/>
               <w:keepNext/>
+              <w:spacing w:before="0" w:after="60" w:line="240" w:lineRule="auto"/>
               <w:jc w:val="left"/>
             </w:pPr>
             <w:r>
@@ -1024,6 +1087,7 @@
             <w:pPr>
               <w:pStyle w:val="Compact"/>
               <w:keepNext/>
+              <w:spacing w:before="0" w:after="60" w:line="240" w:lineRule="auto"/>
             </w:pPr>
           </w:p>
         </w:tc>
@@ -1038,6 +1102,7 @@
             <w:pPr>
               <w:pStyle w:val="Compact"/>
               <w:keepNext/>
+              <w:spacing w:before="0" w:after="60" w:line="240" w:lineRule="auto"/>
               <w:jc w:val="left"/>
             </w:pPr>
             <w:r>
@@ -1051,6 +1116,7 @@
             <w:pPr>
               <w:pStyle w:val="Compact"/>
               <w:keepNext/>
+              <w:spacing w:before="0" w:after="60" w:line="240" w:lineRule="auto"/>
             </w:pPr>
           </w:p>
         </w:tc>
@@ -1065,6 +1131,7 @@
             <w:pPr>
               <w:pStyle w:val="Compact"/>
               <w:keepNext/>
+              <w:spacing w:before="0" w:after="60" w:line="240" w:lineRule="auto"/>
               <w:jc w:val="left"/>
             </w:pPr>
             <w:r>
@@ -1078,6 +1145,7 @@
             <w:pPr>
               <w:pStyle w:val="Compact"/>
               <w:keepNext/>
+              <w:spacing w:before="0" w:after="60" w:line="240" w:lineRule="auto"/>
             </w:pPr>
           </w:p>
         </w:tc>
@@ -1087,7 +1155,7 @@
     <w:bookmarkStart w:id="27" w:name="teacher-answer-key"/>
     <w:sectPr>
       <w:pgSz w:h="16838" w:w="11906"/>
-      <w:pgMar w:bottom="1020" w:left="1020" w:right="1020" w:top="1020"/>
+      <w:pgMar w:bottom="680" w:left="737" w:right="737" w:top="680" w:header="340" w:footer="340"/>
     </w:sectPr>
   </w:body>
 </w:document>
